--- a/backend/pdf/templates/capa.docx
+++ b/backend/pdf/templates/capa.docx
@@ -5,36 +5,13 @@
     <w:p>
       <w:pPr>
         <w:jc w:val="center"/>
-      </w:pPr>
-      <w:r>
-        <w:t>{{</w:t>
-      </w:r>
-      <w:proofErr w:type="spellStart"/>
-      <w:r>
-        <w:t>cabecalho</w:t>
-      </w:r>
-      <w:proofErr w:type="spellEnd"/>
-      <w:r>
-        <w:t>}}</w:t>
-      </w:r>
-    </w:p>
-    <w:p>
-      <w:pPr>
-        <w:jc w:val="center"/>
         <w:rPr>
           <w:b/>
           <w:sz w:val="28"/>
         </w:rPr>
       </w:pPr>
-    </w:p>
-    <w:p>
-      <w:pPr>
-        <w:jc w:val="center"/>
-        <w:rPr>
-          <w:b/>
-          <w:sz w:val="28"/>
-        </w:rPr>
-      </w:pPr>
+      <w:bookmarkStart w:id="0" w:name="_GoBack"/>
+      <w:bookmarkEnd w:id="0"/>
       <w:r>
         <w:rPr>
           <w:b/>
@@ -286,8 +263,6 @@
       <w:pPr>
         <w:jc w:val="center"/>
       </w:pPr>
-      <w:bookmarkStart w:id="0" w:name="_GoBack"/>
-      <w:bookmarkEnd w:id="0"/>
       <w:r>
         <w:t>CONTROLE INSTITUCIONAL</w:t>
       </w:r>
@@ -318,6 +293,7 @@
         <w:jc w:val="center"/>
       </w:pPr>
       <w:r>
+        <w:lastRenderedPageBreak/>
         <w:t>Gerado por: {{</w:t>
       </w:r>
       <w:proofErr w:type="spellStart"/>
